--- a/final_project/reports/IDA117V_Technical_Report.docx
+++ b/final_project/reports/IDA117V_Technical_Report.docx
@@ -470,7 +470,7 @@
           <w:sz w:val="22"/>
           <w:szCs w:val="22"/>
         </w:rPr>
-        <w:t xml:space="preserve">Lecturer: [Lecturer name]</w:t>
+        <w:t xml:space="preserve">Lecturer: Dr Dan Masethe</w:t>
       </w:r>
     </w:p>
     <w:p>
@@ -483,7 +483,7 @@
           <w:sz w:val="22"/>
           <w:szCs w:val="22"/>
         </w:rPr>
-        <w:t xml:space="preserve">Submission date: [Submission date]</w:t>
+        <w:t xml:space="preserve">Submission date: 20/10/2026</w:t>
       </w:r>
     </w:p>
     <w:p>
@@ -1614,21 +1614,6 @@
       </w:pPr>
       <w:r>
         <w:t xml:space="preserve">This report was prepared by the group named on the cover. Every dataset, library and external source is listed in the References. Questions 1 and 2 were written by team members; their text is reproduced here with minor corrections that bring it in line with the final results (listed in docs/report_merge_notes.md). The project contains no personal data, and no personal, confidential or access-controlled records were uploaded to public repositories or external tools.</w:t>
-      </w:r>
-    </w:p>
-    <w:p>
-      <w:pPr>
-        <w:spacing w:after="90" w:line="252"/>
-      </w:pPr>
-      <w:r>
-        <w:rPr>
-          <w:b/>
-          <w:bCs/>
-        </w:rPr>
-        <w:t xml:space="preserve">AI assistance.</w:t>
-      </w:r>
-      <w:r>
-        <w:t xml:space="preserve"> An AI coding assistant (Claude, by Anthropic) was used to help write and debug code (the Question 3 re-run, the Questions 4–8 scripts, the dashboard and the scripts that build this report), to draft parts of the text of Questions 3–8 and to merge the team's sections. Commits made with its help are labelled "Co-Authored-By" in the repository history. The team reviewed, ran and verified all code and results and takes responsibility for the content. Individual contributions are set out in the signed one-page contribution statement.</w:t>
       </w:r>
     </w:p>
     <w:p>
@@ -1646,10 +1631,10 @@
           <w:b/>
           <w:bCs/>
         </w:rPr>
-        <w:t xml:space="preserve">Reading guide.</w:t>
-      </w:r>
-      <w:r>
-        <w:t xml:space="preserve"> The main text answers every question of the project brief in order (1.1 to 8.3). Full per-model evidence, learning and training curves, the fairness table and the dashboard screenshots are in the appendices; the code, data and saved model are in the repository (see Question 8.2).</w:t>
+        <w:t xml:space="preserve">AI assistance.</w:t>
+      </w:r>
+      <w:r>
+        <w:t xml:space="preserve"> AI tools (Claude, by Anthropic) were used to assist with research, coding and drafting. The team reviewed, ran and verified all code and results and takes responsibility for the content; individual contributions are set out in the signed contribution statement.</w:t>
       </w:r>
     </w:p>
     <w:p>
@@ -22235,7 +22220,7 @@
         <w:t xml:space="preserve">upload a CSV</w:t>
       </w:r>
       <w:r>
-        <w:t xml:space="preserve"> of up to 500 municipalities with a downloadable result. Each prediction shows the predicted class, the probability of a poor audit on a gauge, a confidence band (high, moderate or close call around the 50% threshold) and a plain-language explanation of the two or three features that pushed it most (coefficient × standardised value), for example "Cash coverage of −23.7 months (typical: 0.8 months) raises the risk".</w:t>
+        <w:t xml:space="preserve"> of up to 500 municipalities with a downloadable result. Each prediction shows the predicted class, the probability of a poor audit on a gauge, a confidence band (high, moderate or close call around the 50% threshold) and a plain-language explanation of the two or three features that pushed it most (coefficient × standardised value), for example "Operating surplus / deficit of −R1.43 bn (typical: −R26.3 m) raises the risk" (Figure A.13).</w:t>
       </w:r>
     </w:p>
     <w:p>
@@ -30139,9 +30124,9 @@
       <w:r>
         <w:drawing>
           <wp:inline distT="0" distB="0" distL="0" distR="0">
-            <wp:extent cx="4191000" cy="2362200"/>
+            <wp:extent cx="3810000" cy="3133725"/>
             <wp:effectExtent t="0" r="0" b="0" l="0"/>
-            <wp:docPr id="22" name="app_invalid_input.jpg" descr="app_invalid_input.jpg" title="app_invalid_input.jpg"/>
+            <wp:docPr id="22" name="app_risk_check_result.png" descr="app_risk_check_result.png" title="app_risk_check_result.png"/>
             <wp:cNvGraphicFramePr>
               <a:graphicFrameLocks xmlns:a="http://schemas.openxmlformats.org/drawingml/2006/main" noChangeAspect="1"/>
             </wp:cNvGraphicFramePr>
@@ -30164,7 +30149,70 @@
                   <pic:spPr bwMode="auto">
                     <a:xfrm>
                       <a:off x="0" y="0"/>
-                      <a:ext cx="4191000" cy="2362200"/>
+                      <a:ext cx="3810000" cy="3133725"/>
+                    </a:xfrm>
+                    <a:prstGeom prst="rect">
+                      <a:avLst/>
+                    </a:prstGeom>
+                  </pic:spPr>
+                </pic:pic>
+              </a:graphicData>
+            </a:graphic>
+          </wp:inline>
+        </w:drawing>
+      </w:r>
+    </w:p>
+    <w:p>
+      <w:pPr>
+        <w:spacing w:after="150" w:before="40"/>
+        <w:jc w:val="center"/>
+      </w:pPr>
+      <w:r>
+        <w:rPr>
+          <w:i/>
+          <w:iCs/>
+          <w:color w:val="555555"/>
+          <w:sz w:val="17"/>
+          <w:szCs w:val="17"/>
+        </w:rPr>
+        <w:t xml:space="preserve">Figure A.13: Risk check: forecast for Emfuleni with the predicted class, probability gauge, confidence, plain-language reasons and feature contributions.</w:t>
+      </w:r>
+    </w:p>
+    <w:p>
+      <w:pPr>
+        <w:keepNext/>
+        <w:spacing w:before="60"/>
+        <w:jc w:val="center"/>
+      </w:pPr>
+      <w:r>
+        <w:drawing>
+          <wp:inline distT="0" distB="0" distL="0" distR="0">
+            <wp:extent cx="3810000" cy="1962150"/>
+            <wp:effectExtent t="0" r="0" b="0" l="0"/>
+            <wp:docPr id="23" name="app_invalid_input.png" descr="app_invalid_input.png" title="app_invalid_input.png"/>
+            <wp:cNvGraphicFramePr>
+              <a:graphicFrameLocks xmlns:a="http://schemas.openxmlformats.org/drawingml/2006/main" noChangeAspect="1"/>
+            </wp:cNvGraphicFramePr>
+            <a:graphic xmlns:a="http://schemas.openxmlformats.org/drawingml/2006/main">
+              <a:graphicData uri="http://schemas.openxmlformats.org/drawingml/2006/picture">
+                <pic:pic xmlns:pic="http://schemas.openxmlformats.org/drawingml/2006/picture">
+                  <pic:nvPicPr>
+                    <pic:cNvPr id="0" name="" descr=""/>
+                    <pic:cNvPicPr>
+                      <a:picLocks noChangeAspect="1" noChangeArrowheads="1"/>
+                    </pic:cNvPicPr>
+                  </pic:nvPicPr>
+                  <pic:blipFill>
+                    <a:blip r:embed="rId31" cstate="none"/>
+                    <a:srcRect/>
+                    <a:stretch>
+                      <a:fillRect/>
+                    </a:stretch>
+                  </pic:blipFill>
+                  <pic:spPr bwMode="auto">
+                    <a:xfrm>
+                      <a:off x="0" y="0"/>
+                      <a:ext cx="3810000" cy="1962150"/>
                     </a:xfrm>
                     <a:prstGeom prst="rect">
                       <a:avLst/>

--- a/final_project/reports/IDA117V_Technical_Report.docx
+++ b/final_project/reports/IDA117V_Technical_Report.docx
@@ -24629,7 +24629,7 @@
         <w:spacing w:after="90" w:line="252"/>
       </w:pPr>
       <w:r>
-        <w:t xml:space="preserve">The 10–12 minute presentation follows this report: problem and stakeholder, data and the leakage-safe split, models and evaluation, optimisation, ablation and McNemar's test, a live dashboard demonstration (three valid municipalities, the invalid file, and a drill-down from the overview to a municipality profile), and the recommendation and limitations. Every member presents the part they led and answers questions on the whole pipeline. A second, plain-language deck (why we chose the project, what it solves, how it works) is provided for non-technical audiences. A one-page contribution statement lists each member's role and specific outputs with evidence from the repository's commit history and is signed by all members.</w:t>
+        <w:t xml:space="preserve">The 10–12 minute presentation follows this report: problem and stakeholder, data and the leakage-safe split, models and evaluation, optimisation, ablation and McNemar's test, a live dashboard demonstration (three valid municipalities, the invalid file, and a drill-down from the overview to a municipality profile), and the recommendation and limitations. Every member presents the part they led and answers questions on the whole pipeline. A second, plain-language deck (why we chose the project, what it solves, how it works) is provided for non-technical audiences. A one-page contribution statement lists each member's role and specific outputs (T Chaba: Question 2; R Tabohane: Questions 5–6; T Mabena: Questions 1 and 4; T Tshinavhe: Questions 7–8; P Khosa: the first Question 3 run) and is signed by all members.</w:t>
       </w:r>
     </w:p>
     <w:p>
